--- a/electronics_manual/M_problems/the_basics/troubleshooting_voltage_divider_masked.docx
+++ b/electronics_manual/M_problems/the_basics/troubleshooting_voltage_divider_masked.docx
@@ -13,6 +13,455 @@
       </w:pPr>
       <w:r>
         <w:rPr>
+          <w:noProof/>
+        </w:rPr>
+        <mc:AlternateContent>
+          <mc:Choice Requires="wps">
+            <w:drawing>
+              <wp:anchor distT="0" distB="0" distL="114300" distR="114300" simplePos="0" relativeHeight="251669504" behindDoc="0" locked="0" layoutInCell="1" allowOverlap="1" wp14:anchorId="79663E7D" wp14:editId="1C8E0114">
+                <wp:simplePos x="0" y="0"/>
+                <wp:positionH relativeFrom="column">
+                  <wp:posOffset>356235</wp:posOffset>
+                </wp:positionH>
+                <wp:positionV relativeFrom="paragraph">
+                  <wp:posOffset>1126490</wp:posOffset>
+                </wp:positionV>
+                <wp:extent cx="261257" cy="266700"/>
+                <wp:effectExtent l="0" t="0" r="0" b="0"/>
+                <wp:wrapNone/>
+                <wp:docPr id="183570424" name="Text Box 2"/>
+                <wp:cNvGraphicFramePr/>
+                <a:graphic xmlns:a="http://schemas.openxmlformats.org/drawingml/2006/main">
+                  <a:graphicData uri="http://schemas.microsoft.com/office/word/2010/wordprocessingShape">
+                    <wps:wsp>
+                      <wps:cNvSpPr txBox="1"/>
+                      <wps:spPr>
+                        <a:xfrm>
+                          <a:off x="0" y="0"/>
+                          <a:ext cx="261257" cy="266700"/>
+                        </a:xfrm>
+                        <a:prstGeom prst="rect">
+                          <a:avLst/>
+                        </a:prstGeom>
+                        <a:noFill/>
+                        <a:ln w="6350">
+                          <a:noFill/>
+                        </a:ln>
+                      </wps:spPr>
+                      <wps:txbx>
+                        <w:txbxContent>
+                          <w:p>
+                            <w:pPr>
+                              <w:rPr>
+                                <w:rFonts w:cstheme="minorHAnsi"/>
+                                <w:sz w:val="20"/>
+                                <w:szCs w:val="20"/>
+                              </w:rPr>
+                            </w:pPr>
+                            <w:r>
+                              <w:rPr>
+                                <w:rFonts w:cstheme="minorHAnsi"/>
+                                <w:sz w:val="20"/>
+                                <w:szCs w:val="20"/>
+                              </w:rPr>
+                              <w:t>3</w:t>
+                            </w:r>
+                          </w:p>
+                        </w:txbxContent>
+                      </wps:txbx>
+                      <wps:bodyPr rot="0" spcFirstLastPara="0" vertOverflow="overflow" horzOverflow="overflow" vert="horz" wrap="square" lIns="91440" tIns="45720" rIns="91440" bIns="45720" numCol="1" spcCol="0" rtlCol="0" fromWordArt="0" anchor="t" anchorCtr="0" forceAA="0" compatLnSpc="1">
+                        <a:prstTxWarp prst="textNoShape">
+                          <a:avLst/>
+                        </a:prstTxWarp>
+                        <a:noAutofit/>
+                      </wps:bodyPr>
+                    </wps:wsp>
+                  </a:graphicData>
+                </a:graphic>
+                <wp14:sizeRelH relativeFrom="margin">
+                  <wp14:pctWidth>0</wp14:pctWidth>
+                </wp14:sizeRelH>
+                <wp14:sizeRelV relativeFrom="margin">
+                  <wp14:pctHeight>0</wp14:pctHeight>
+                </wp14:sizeRelV>
+              </wp:anchor>
+            </w:drawing>
+          </mc:Choice>
+          <mc:Fallback>
+            <w:pict>
+              <v:shapetype w14:anchorId="79663E7D" id="_x0000_t202" coordsize="21600,21600" o:spt="202" path="m,l,21600r21600,l21600,xe">
+                <v:stroke joinstyle="miter"/>
+                <v:path gradientshapeok="t" o:connecttype="rect"/>
+              </v:shapetype>
+              <v:shape id="Text Box 2" o:spid="_x0000_s1026" type="#_x0000_t202" style="position:absolute;margin-left:28.05pt;margin-top:88.7pt;width:20.55pt;height:21pt;z-index:251669504;visibility:visible;mso-wrap-style:square;mso-width-percent:0;mso-height-percent:0;mso-wrap-distance-left:9pt;mso-wrap-distance-top:0;mso-wrap-distance-right:9pt;mso-wrap-distance-bottom:0;mso-position-horizontal:absolute;mso-position-horizontal-relative:text;mso-position-vertical:absolute;mso-position-vertical-relative:text;mso-width-percent:0;mso-height-percent:0;mso-width-relative:margin;mso-height-relative:margin;v-text-anchor:top" o:gfxdata="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" filled="f" stroked="f" strokeweight=".5pt">
+                <v:textbox>
+                  <w:txbxContent>
+                    <w:p>
+                      <w:pPr>
+                        <w:rPr>
+                          <w:rFonts w:cstheme="minorHAnsi"/>
+                          <w:sz w:val="20"/>
+                          <w:szCs w:val="20"/>
+                        </w:rPr>
+                      </w:pPr>
+                      <w:r>
+                        <w:rPr>
+                          <w:rFonts w:cstheme="minorHAnsi"/>
+                          <w:sz w:val="20"/>
+                          <w:szCs w:val="20"/>
+                        </w:rPr>
+                        <w:t>3</w:t>
+                      </w:r>
+                    </w:p>
+                  </w:txbxContent>
+                </v:textbox>
+              </v:shape>
+            </w:pict>
+          </mc:Fallback>
+        </mc:AlternateContent>
+      </w:r>
+      <w:r>
+        <w:rPr>
+          <w:noProof/>
+        </w:rPr>
+        <mc:AlternateContent>
+          <mc:Choice Requires="wps">
+            <w:drawing>
+              <wp:anchor distT="0" distB="0" distL="114300" distR="114300" simplePos="0" relativeHeight="251665408" behindDoc="0" locked="0" layoutInCell="1" allowOverlap="1" wp14:anchorId="210BBB79" wp14:editId="0ECC1FB4">
+                <wp:simplePos x="0" y="0"/>
+                <wp:positionH relativeFrom="column">
+                  <wp:posOffset>355600</wp:posOffset>
+                </wp:positionH>
+                <wp:positionV relativeFrom="paragraph">
+                  <wp:posOffset>777875</wp:posOffset>
+                </wp:positionV>
+                <wp:extent cx="261257" cy="266700"/>
+                <wp:effectExtent l="0" t="0" r="0" b="0"/>
+                <wp:wrapNone/>
+                <wp:docPr id="1765061404" name="Text Box 2"/>
+                <wp:cNvGraphicFramePr/>
+                <a:graphic xmlns:a="http://schemas.openxmlformats.org/drawingml/2006/main">
+                  <a:graphicData uri="http://schemas.microsoft.com/office/word/2010/wordprocessingShape">
+                    <wps:wsp>
+                      <wps:cNvSpPr txBox="1"/>
+                      <wps:spPr>
+                        <a:xfrm>
+                          <a:off x="0" y="0"/>
+                          <a:ext cx="261257" cy="266700"/>
+                        </a:xfrm>
+                        <a:prstGeom prst="rect">
+                          <a:avLst/>
+                        </a:prstGeom>
+                        <a:noFill/>
+                        <a:ln w="6350">
+                          <a:noFill/>
+                        </a:ln>
+                      </wps:spPr>
+                      <wps:txbx>
+                        <w:txbxContent>
+                          <w:p>
+                            <w:pPr>
+                              <w:rPr>
+                                <w:rFonts w:cstheme="minorHAnsi"/>
+                                <w:sz w:val="20"/>
+                                <w:szCs w:val="20"/>
+                              </w:rPr>
+                            </w:pPr>
+                            <w:r>
+                              <w:rPr>
+                                <w:rFonts w:cstheme="minorHAnsi"/>
+                                <w:sz w:val="20"/>
+                                <w:szCs w:val="20"/>
+                              </w:rPr>
+                              <w:t>1</w:t>
+                            </w:r>
+                          </w:p>
+                        </w:txbxContent>
+                      </wps:txbx>
+                      <wps:bodyPr rot="0" spcFirstLastPara="0" vertOverflow="overflow" horzOverflow="overflow" vert="horz" wrap="square" lIns="91440" tIns="45720" rIns="91440" bIns="45720" numCol="1" spcCol="0" rtlCol="0" fromWordArt="0" anchor="t" anchorCtr="0" forceAA="0" compatLnSpc="1">
+                        <a:prstTxWarp prst="textNoShape">
+                          <a:avLst/>
+                        </a:prstTxWarp>
+                        <a:noAutofit/>
+                      </wps:bodyPr>
+                    </wps:wsp>
+                  </a:graphicData>
+                </a:graphic>
+                <wp14:sizeRelH relativeFrom="margin">
+                  <wp14:pctWidth>0</wp14:pctWidth>
+                </wp14:sizeRelH>
+                <wp14:sizeRelV relativeFrom="margin">
+                  <wp14:pctHeight>0</wp14:pctHeight>
+                </wp14:sizeRelV>
+              </wp:anchor>
+            </w:drawing>
+          </mc:Choice>
+          <mc:Fallback>
+            <w:pict>
+              <v:shape w14:anchorId="210BBB79" id="_x0000_s1027" type="#_x0000_t202" style="position:absolute;margin-left:28pt;margin-top:61.25pt;width:20.55pt;height:21pt;z-index:251665408;visibility:visible;mso-wrap-style:square;mso-width-percent:0;mso-height-percent:0;mso-wrap-distance-left:9pt;mso-wrap-distance-top:0;mso-wrap-distance-right:9pt;mso-wrap-distance-bottom:0;mso-position-horizontal:absolute;mso-position-horizontal-relative:text;mso-position-vertical:absolute;mso-position-vertical-relative:text;mso-width-percent:0;mso-height-percent:0;mso-width-relative:margin;mso-height-relative:margin;v-text-anchor:top" o:gfxdata="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" filled="f" stroked="f" strokeweight=".5pt">
+                <v:textbox>
+                  <w:txbxContent>
+                    <w:p>
+                      <w:pPr>
+                        <w:rPr>
+                          <w:rFonts w:cstheme="minorHAnsi"/>
+                          <w:sz w:val="20"/>
+                          <w:szCs w:val="20"/>
+                        </w:rPr>
+                      </w:pPr>
+                      <w:r>
+                        <w:rPr>
+                          <w:rFonts w:cstheme="minorHAnsi"/>
+                          <w:sz w:val="20"/>
+                          <w:szCs w:val="20"/>
+                        </w:rPr>
+                        <w:t>1</w:t>
+                      </w:r>
+                    </w:p>
+                  </w:txbxContent>
+                </v:textbox>
+              </v:shape>
+            </w:pict>
+          </mc:Fallback>
+        </mc:AlternateContent>
+      </w:r>
+      <w:r>
+        <w:rPr>
+          <w:noProof/>
+        </w:rPr>
+        <mc:AlternateContent>
+          <mc:Choice Requires="wps">
+            <w:drawing>
+              <wp:anchor distT="0" distB="0" distL="114300" distR="114300" simplePos="0" relativeHeight="251667456" behindDoc="0" locked="0" layoutInCell="1" allowOverlap="1" wp14:anchorId="0FD42A8F" wp14:editId="5B9A04F6">
+                <wp:simplePos x="0" y="0"/>
+                <wp:positionH relativeFrom="column">
+                  <wp:posOffset>622935</wp:posOffset>
+                </wp:positionH>
+                <wp:positionV relativeFrom="paragraph">
+                  <wp:posOffset>922474</wp:posOffset>
+                </wp:positionV>
+                <wp:extent cx="261257" cy="266700"/>
+                <wp:effectExtent l="0" t="0" r="0" b="0"/>
+                <wp:wrapNone/>
+                <wp:docPr id="1871019132" name="Text Box 2"/>
+                <wp:cNvGraphicFramePr/>
+                <a:graphic xmlns:a="http://schemas.openxmlformats.org/drawingml/2006/main">
+                  <a:graphicData uri="http://schemas.microsoft.com/office/word/2010/wordprocessingShape">
+                    <wps:wsp>
+                      <wps:cNvSpPr txBox="1"/>
+                      <wps:spPr>
+                        <a:xfrm>
+                          <a:off x="0" y="0"/>
+                          <a:ext cx="261257" cy="266700"/>
+                        </a:xfrm>
+                        <a:prstGeom prst="rect">
+                          <a:avLst/>
+                        </a:prstGeom>
+                        <a:noFill/>
+                        <a:ln w="6350">
+                          <a:noFill/>
+                        </a:ln>
+                      </wps:spPr>
+                      <wps:txbx>
+                        <w:txbxContent>
+                          <w:p>
+                            <w:pPr>
+                              <w:rPr>
+                                <w:rFonts w:cstheme="minorHAnsi"/>
+                                <w:sz w:val="20"/>
+                                <w:szCs w:val="20"/>
+                              </w:rPr>
+                            </w:pPr>
+                            <w:r>
+                              <w:rPr>
+                                <w:rFonts w:cstheme="minorHAnsi"/>
+                                <w:sz w:val="20"/>
+                                <w:szCs w:val="20"/>
+                              </w:rPr>
+                              <w:t>2</w:t>
+                            </w:r>
+                          </w:p>
+                        </w:txbxContent>
+                      </wps:txbx>
+                      <wps:bodyPr rot="0" spcFirstLastPara="0" vertOverflow="overflow" horzOverflow="overflow" vert="horz" wrap="square" lIns="91440" tIns="45720" rIns="91440" bIns="45720" numCol="1" spcCol="0" rtlCol="0" fromWordArt="0" anchor="t" anchorCtr="0" forceAA="0" compatLnSpc="1">
+                        <a:prstTxWarp prst="textNoShape">
+                          <a:avLst/>
+                        </a:prstTxWarp>
+                        <a:noAutofit/>
+                      </wps:bodyPr>
+                    </wps:wsp>
+                  </a:graphicData>
+                </a:graphic>
+                <wp14:sizeRelH relativeFrom="margin">
+                  <wp14:pctWidth>0</wp14:pctWidth>
+                </wp14:sizeRelH>
+                <wp14:sizeRelV relativeFrom="margin">
+                  <wp14:pctHeight>0</wp14:pctHeight>
+                </wp14:sizeRelV>
+              </wp:anchor>
+            </w:drawing>
+          </mc:Choice>
+          <mc:Fallback>
+            <w:pict>
+              <v:shape w14:anchorId="0FD42A8F" id="_x0000_s1028" type="#_x0000_t202" style="position:absolute;margin-left:49.05pt;margin-top:72.65pt;width:20.55pt;height:21pt;z-index:251667456;visibility:visible;mso-wrap-style:square;mso-width-percent:0;mso-height-percent:0;mso-wrap-distance-left:9pt;mso-wrap-distance-top:0;mso-wrap-distance-right:9pt;mso-wrap-distance-bottom:0;mso-position-horizontal:absolute;mso-position-horizontal-relative:text;mso-position-vertical:absolute;mso-position-vertical-relative:text;mso-width-percent:0;mso-height-percent:0;mso-width-relative:margin;mso-height-relative:margin;v-text-anchor:top" o:gfxdata="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" filled="f" stroked="f" strokeweight=".5pt">
+                <v:textbox>
+                  <w:txbxContent>
+                    <w:p>
+                      <w:pPr>
+                        <w:rPr>
+                          <w:rFonts w:cstheme="minorHAnsi"/>
+                          <w:sz w:val="20"/>
+                          <w:szCs w:val="20"/>
+                        </w:rPr>
+                      </w:pPr>
+                      <w:r>
+                        <w:rPr>
+                          <w:rFonts w:cstheme="minorHAnsi"/>
+                          <w:sz w:val="20"/>
+                          <w:szCs w:val="20"/>
+                        </w:rPr>
+                        <w:t>2</w:t>
+                      </w:r>
+                    </w:p>
+                  </w:txbxContent>
+                </v:textbox>
+              </v:shape>
+            </w:pict>
+          </mc:Fallback>
+        </mc:AlternateContent>
+      </w:r>
+      <w:r>
+        <w:rPr>
+          <w:noProof/>
+        </w:rPr>
+        <mc:AlternateContent>
+          <mc:Choice Requires="wps">
+            <w:drawing>
+              <wp:anchor distT="0" distB="0" distL="114300" distR="114300" simplePos="0" relativeHeight="251664384" behindDoc="0" locked="0" layoutInCell="1" allowOverlap="1" wp14:anchorId="5A9A6D7E" wp14:editId="2530B5F1">
+                <wp:simplePos x="0" y="0"/>
+                <wp:positionH relativeFrom="column">
+                  <wp:posOffset>39733</wp:posOffset>
+                </wp:positionH>
+                <wp:positionV relativeFrom="paragraph">
+                  <wp:posOffset>1172210</wp:posOffset>
+                </wp:positionV>
+                <wp:extent cx="417596" cy="176761"/>
+                <wp:effectExtent l="0" t="0" r="0" b="0"/>
+                <wp:wrapNone/>
+                <wp:docPr id="88616908" name="Rectangle 2"/>
+                <wp:cNvGraphicFramePr/>
+                <a:graphic xmlns:a="http://schemas.openxmlformats.org/drawingml/2006/main">
+                  <a:graphicData uri="http://schemas.microsoft.com/office/word/2010/wordprocessingShape">
+                    <wps:wsp>
+                      <wps:cNvSpPr/>
+                      <wps:spPr>
+                        <a:xfrm>
+                          <a:off x="0" y="0"/>
+                          <a:ext cx="417596" cy="176761"/>
+                        </a:xfrm>
+                        <a:prstGeom prst="rect">
+                          <a:avLst/>
+                        </a:prstGeom>
+                        <a:solidFill>
+                          <a:schemeClr val="bg1"/>
+                        </a:solidFill>
+                        <a:ln>
+                          <a:noFill/>
+                        </a:ln>
+                      </wps:spPr>
+                      <wps:style>
+                        <a:lnRef idx="2">
+                          <a:schemeClr val="accent1">
+                            <a:shade val="15000"/>
+                          </a:schemeClr>
+                        </a:lnRef>
+                        <a:fillRef idx="1">
+                          <a:schemeClr val="accent1"/>
+                        </a:fillRef>
+                        <a:effectRef idx="0">
+                          <a:schemeClr val="accent1"/>
+                        </a:effectRef>
+                        <a:fontRef idx="minor">
+                          <a:schemeClr val="lt1"/>
+                        </a:fontRef>
+                      </wps:style>
+                      <wps:bodyPr rot="0" spcFirstLastPara="0" vertOverflow="overflow" horzOverflow="overflow" vert="horz" wrap="square" lIns="91440" tIns="45720" rIns="91440" bIns="45720" numCol="1" spcCol="0" rtlCol="0" fromWordArt="0" anchor="ctr" anchorCtr="0" forceAA="0" compatLnSpc="1">
+                        <a:prstTxWarp prst="textNoShape">
+                          <a:avLst/>
+                        </a:prstTxWarp>
+                        <a:noAutofit/>
+                      </wps:bodyPr>
+                    </wps:wsp>
+                  </a:graphicData>
+                </a:graphic>
+              </wp:anchor>
+            </w:drawing>
+          </mc:Choice>
+          <mc:Fallback>
+            <w:pict>
+              <v:rect w14:anchorId="076AC02A" id="Rectangle 2" o:spid="_x0000_s1026" style="position:absolute;margin-left:3.15pt;margin-top:92.3pt;width:32.9pt;height:13.9pt;z-index:251664384;visibility:visible;mso-wrap-style:square;mso-wrap-distance-left:9pt;mso-wrap-distance-top:0;mso-wrap-distance-right:9pt;mso-wrap-distance-bottom:0;mso-position-horizontal:absolute;mso-position-horizontal-relative:text;mso-position-vertical:absolute;mso-position-vertical-relative:text;v-text-anchor:middle" o:gfxdata="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" fillcolor="white [3212]" stroked="f" strokeweight="2pt"/>
+            </w:pict>
+          </mc:Fallback>
+        </mc:AlternateContent>
+      </w:r>
+      <w:r>
+        <w:rPr>
+          <w:rFonts w:ascii="Times New Roman" w:hAnsi="Times New Roman" w:cs="Times New Roman"/>
+          <w:noProof/>
+          <w:sz w:val="20"/>
+          <w:szCs w:val="20"/>
+        </w:rPr>
+        <w:drawing>
+          <wp:inline distT="0" distB="0" distL="0" distR="0" wp14:anchorId="3752FCAA" wp14:editId="10EB4BE4">
+            <wp:extent cx="1466850" cy="2392045"/>
+            <wp:effectExtent l="0" t="0" r="0" b="8255"/>
+            <wp:docPr id="3507156" name="Picture 3"/>
+            <wp:cNvGraphicFramePr>
+              <a:graphicFrameLocks xmlns:a="http://schemas.openxmlformats.org/drawingml/2006/main" noChangeAspect="1"/>
+            </wp:cNvGraphicFramePr>
+            <a:graphic xmlns:a="http://schemas.openxmlformats.org/drawingml/2006/main">
+              <a:graphicData uri="http://schemas.openxmlformats.org/drawingml/2006/picture">
+                <pic:pic xmlns:pic="http://schemas.openxmlformats.org/drawingml/2006/picture">
+                  <pic:nvPicPr>
+                    <pic:cNvPr id="0" name="Picture 2"/>
+                    <pic:cNvPicPr>
+                      <a:picLocks noChangeAspect="1" noChangeArrowheads="1"/>
+                    </pic:cNvPicPr>
+                  </pic:nvPicPr>
+                  <pic:blipFill>
+                    <a:blip r:embed="rId6">
+                      <a:extLst>
+                        <a:ext uri="{28A0092B-C50C-407E-A947-70E740481C1C}">
+                          <a14:useLocalDpi xmlns:a14="http://schemas.microsoft.com/office/drawing/2010/main" val="0"/>
+                        </a:ext>
+                      </a:extLst>
+                    </a:blip>
+                    <a:srcRect/>
+                    <a:stretch>
+                      <a:fillRect/>
+                    </a:stretch>
+                  </pic:blipFill>
+                  <pic:spPr bwMode="auto">
+                    <a:xfrm>
+                      <a:off x="0" y="0"/>
+                      <a:ext cx="1466850" cy="2392045"/>
+                    </a:xfrm>
+                    <a:prstGeom prst="rect">
+                      <a:avLst/>
+                    </a:prstGeom>
+                    <a:noFill/>
+                    <a:ln>
+                      <a:noFill/>
+                    </a:ln>
+                  </pic:spPr>
+                </pic:pic>
+              </a:graphicData>
+            </a:graphic>
+          </wp:inline>
+        </w:drawing>
+      </w:r>
+      <w:r>
+        <w:rPr>
           <w:rFonts w:ascii="Times New Roman" w:hAnsi="Times New Roman" w:cs="Times New Roman"/>
           <w:noProof/>
           <w:sz w:val="20"/>
@@ -21,7 +470,7 @@
         <mc:AlternateContent>
           <mc:Choice Requires="wpg">
             <w:drawing>
-              <wp:anchor distT="0" distB="0" distL="114300" distR="114300" simplePos="0" relativeHeight="251662336" behindDoc="0" locked="0" layoutInCell="1" allowOverlap="1" wp14:anchorId="4D5E93B1" wp14:editId="3A188DA7">
+              <wp:anchor distT="0" distB="0" distL="114300" distR="114300" simplePos="0" relativeHeight="251662336" behindDoc="0" locked="0" layoutInCell="1" allowOverlap="1" wp14:anchorId="4D5E93B1" wp14:editId="4F57A19F">
                 <wp:simplePos x="0" y="0"/>
                 <wp:positionH relativeFrom="column">
                   <wp:posOffset>2338688</wp:posOffset>
@@ -54,7 +503,7 @@
                           </pic:cNvPicPr>
                         </pic:nvPicPr>
                         <pic:blipFill>
-                          <a:blip r:embed="rId4">
+                          <a:blip r:embed="rId7">
                             <a:extLst>
                               <a:ext uri="{28A0092B-C50C-407E-A947-70E740481C1C}">
                                 <a14:useLocalDpi xmlns:a14="http://schemas.microsoft.com/office/drawing/2010/main" val="0"/>
@@ -162,7 +611,7 @@
           </mc:Choice>
           <mc:Fallback>
             <w:pict>
-              <v:group w14:anchorId="76F4B6B5" id="Group 5" o:spid="_x0000_s1026" style="position:absolute;margin-left:184.15pt;margin-top:0;width:117.6pt;height:145.5pt;z-index:251662336" coordsize="14935,18478" o:gfxdata="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">
+              <v:group w14:anchorId="7FEC48BC" id="Group 5" o:spid="_x0000_s1026" style="position:absolute;margin-left:184.15pt;margin-top:0;width:117.6pt;height:145.5pt;z-index:251662336" coordsize="14935,18478" o:gfxdata="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">
                 <v:shapetype id="_x0000_t75" coordsize="21600,21600" o:spt="75" o:preferrelative="t" path="m@4@5l@4@11@9@11@9@5xe" filled="f" stroked="f">
                   <v:stroke joinstyle="miter"/>
                   <v:formulas>
@@ -183,7 +632,7 @@
                   <o:lock v:ext="edit" aspectratio="t"/>
                 </v:shapetype>
                 <v:shape id="Picture 3" o:spid="_x0000_s1027" type="#_x0000_t75" style="position:absolute;width:14935;height:18478;visibility:visible;mso-wrap-style:square" o:gfxdata="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">
-                  <v:imagedata r:id="rId5" o:title=""/>
+                  <v:imagedata r:id="rId8" o:title=""/>
                 </v:shape>
                 <v:rect id="Rectangle 2" o:spid="_x0000_s1028" style="position:absolute;left:679;top:10843;width:4176;height:1768;visibility:visible;mso-wrap-style:square;v-text-anchor:middle" o:gfxdata="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" fillcolor="white [3212]" stroked="f" strokeweight="2pt"/>
                 <v:line id="Straight Connector 4" o:spid="_x0000_s1029" style="position:absolute;visibility:visible;mso-wrap-style:square" from="3909,1665" to="7566,1665" o:connectortype="straight" o:gfxdata="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" strokecolor="black [3213]"/>
@@ -201,6 +650,56 @@
     </w:sectPr>
   </w:body>
 </w:document>
+</file>
+
+<file path=word/endnotes.xml><?xml version="1.0" encoding="utf-8"?>
+<w:endnotes xmlns:wpc="http://schemas.microsoft.com/office/word/2010/wordprocessingCanvas" xmlns:cx="http://schemas.microsoft.com/office/drawing/2014/chartex" xmlns:cx1="http://schemas.microsoft.com/office/drawing/2015/9/8/chartex" xmlns:cx2="http://schemas.microsoft.com/office/drawing/2015/10/21/chartex" xmlns:cx3="http://schemas.microsoft.com/office/drawing/2016/5/9/chartex" xmlns:cx4="http://schemas.microsoft.com/office/drawing/2016/5/10/chartex" xmlns:cx5="http://schemas.microsoft.com/office/drawing/2016/5/11/chartex" xmlns:cx6="http://schemas.microsoft.com/office/drawing/2016/5/12/chartex" xmlns:cx7="http://schemas.microsoft.com/office/drawing/2016/5/13/chartex" xmlns:cx8="http://schemas.microsoft.com/office/drawing/2016/5/14/chartex" xmlns:mc="http://schemas.openxmlformats.org/markup-compatibility/2006" xmlns:aink="http://schemas.microsoft.com/office/drawing/2016/ink" xmlns:am3d="http://schemas.microsoft.com/office/drawing/2017/model3d" xmlns:o="urn:schemas-microsoft-com:office:office" xmlns:oel="http://schemas.microsoft.com/office/2019/extlst" xmlns:r="http://schemas.openxmlformats.org/officeDocument/2006/relationships" xmlns:m="http://schemas.openxmlformats.org/officeDocument/2006/math" xmlns:v="urn:schemas-microsoft-com:vml" xmlns:wp14="http://schemas.microsoft.com/office/word/2010/wordprocessingDrawing" xmlns:wp="http://schemas.openxmlformats.org/drawingml/2006/wordprocessingDrawing" xmlns:w10="urn:schemas-microsoft-com:office:word" xmlns:w="http://schemas.openxmlformats.org/wordprocessingml/2006/main" xmlns:w14="http://schemas.microsoft.com/office/word/2010/wordml" xmlns:w15="http://schemas.microsoft.com/office/word/2012/wordml" xmlns:w16cex="http://schemas.microsoft.com/office/word/2018/wordml/cex" xmlns:w16cid="http://schemas.microsoft.com/office/word/2016/wordml/cid" xmlns:w16="http://schemas.microsoft.com/office/word/2018/wordml" xmlns:w16du="http://schemas.microsoft.com/office/word/2023/wordml/word16du" xmlns:w16sdtdh="http://schemas.microsoft.com/office/word/2020/wordml/sdtdatahash" xmlns:w16sdtfl="http://schemas.microsoft.com/office/word/2024/wordml/sdtformatlock" xmlns:w16se="http://schemas.microsoft.com/office/word/2015/wordml/symex" xmlns:wpg="http://schemas.microsoft.com/office/word/2010/wordprocessingGroup" xmlns:wpi="http://schemas.microsoft.com/office/word/2010/wordprocessingInk" xmlns:wne="http://schemas.microsoft.com/office/word/2006/wordml" xmlns:wps="http://schemas.microsoft.com/office/word/2010/wordprocessingShape" mc:Ignorable="w14 w15 w16se w16cid w16 w16cex w16sdtdh w16sdtfl w16du wp14">
+  <w:endnote w:type="separator" w:id="-1">
+    <w:p>
+      <w:pPr>
+        <w:spacing w:after="0" w:line="240" w:lineRule="auto"/>
+      </w:pPr>
+      <w:r>
+        <w:separator/>
+      </w:r>
+    </w:p>
+  </w:endnote>
+  <w:endnote w:type="continuationSeparator" w:id="0">
+    <w:p>
+      <w:pPr>
+        <w:spacing w:after="0" w:line="240" w:lineRule="auto"/>
+      </w:pPr>
+      <w:r>
+        <w:continuationSeparator/>
+      </w:r>
+    </w:p>
+  </w:endnote>
+</w:endnotes>
+</file>
+
+<file path=word/footnotes.xml><?xml version="1.0" encoding="utf-8"?>
+<w:footnotes xmlns:wpc="http://schemas.microsoft.com/office/word/2010/wordprocessingCanvas" xmlns:cx="http://schemas.microsoft.com/office/drawing/2014/chartex" xmlns:cx1="http://schemas.microsoft.com/office/drawing/2015/9/8/chartex" xmlns:cx2="http://schemas.microsoft.com/office/drawing/2015/10/21/chartex" xmlns:cx3="http://schemas.microsoft.com/office/drawing/2016/5/9/chartex" xmlns:cx4="http://schemas.microsoft.com/office/drawing/2016/5/10/chartex" xmlns:cx5="http://schemas.microsoft.com/office/drawing/2016/5/11/chartex" xmlns:cx6="http://schemas.microsoft.com/office/drawing/2016/5/12/chartex" xmlns:cx7="http://schemas.microsoft.com/office/drawing/2016/5/13/chartex" xmlns:cx8="http://schemas.microsoft.com/office/drawing/2016/5/14/chartex" xmlns:mc="http://schemas.openxmlformats.org/markup-compatibility/2006" xmlns:aink="http://schemas.microsoft.com/office/drawing/2016/ink" xmlns:am3d="http://schemas.microsoft.com/office/drawing/2017/model3d" xmlns:o="urn:schemas-microsoft-com:office:office" xmlns:oel="http://schemas.microsoft.com/office/2019/extlst" xmlns:r="http://schemas.openxmlformats.org/officeDocument/2006/relationships" xmlns:m="http://schemas.openxmlformats.org/officeDocument/2006/math" xmlns:v="urn:schemas-microsoft-com:vml" xmlns:wp14="http://schemas.microsoft.com/office/word/2010/wordprocessingDrawing" xmlns:wp="http://schemas.openxmlformats.org/drawingml/2006/wordprocessingDrawing" xmlns:w10="urn:schemas-microsoft-com:office:word" xmlns:w="http://schemas.openxmlformats.org/wordprocessingml/2006/main" xmlns:w14="http://schemas.microsoft.com/office/word/2010/wordml" xmlns:w15="http://schemas.microsoft.com/office/word/2012/wordml" xmlns:w16cex="http://schemas.microsoft.com/office/word/2018/wordml/cex" xmlns:w16cid="http://schemas.microsoft.com/office/word/2016/wordml/cid" xmlns:w16="http://schemas.microsoft.com/office/word/2018/wordml" xmlns:w16du="http://schemas.microsoft.com/office/word/2023/wordml/word16du" xmlns:w16sdtdh="http://schemas.microsoft.com/office/word/2020/wordml/sdtdatahash" xmlns:w16sdtfl="http://schemas.microsoft.com/office/word/2024/wordml/sdtformatlock" xmlns:w16se="http://schemas.microsoft.com/office/word/2015/wordml/symex" xmlns:wpg="http://schemas.microsoft.com/office/word/2010/wordprocessingGroup" xmlns:wpi="http://schemas.microsoft.com/office/word/2010/wordprocessingInk" xmlns:wne="http://schemas.microsoft.com/office/word/2006/wordml" xmlns:wps="http://schemas.microsoft.com/office/word/2010/wordprocessingShape" mc:Ignorable="w14 w15 w16se w16cid w16 w16cex w16sdtdh w16sdtfl w16du wp14">
+  <w:footnote w:type="separator" w:id="-1">
+    <w:p>
+      <w:pPr>
+        <w:spacing w:after="0" w:line="240" w:lineRule="auto"/>
+      </w:pPr>
+      <w:r>
+        <w:separator/>
+      </w:r>
+    </w:p>
+  </w:footnote>
+  <w:footnote w:type="continuationSeparator" w:id="0">
+    <w:p>
+      <w:pPr>
+        <w:spacing w:after="0" w:line="240" w:lineRule="auto"/>
+      </w:pPr>
+      <w:r>
+        <w:continuationSeparator/>
+      </w:r>
+    </w:p>
+  </w:footnote>
+</w:footnotes>
 </file>
 
 <file path=word/styles.xml><?xml version="1.0" encoding="utf-8"?>
@@ -603,6 +1102,7 @@
   <w:style w:type="paragraph" w:default="1" w:styleId="Normal">
     <w:name w:val="Normal"/>
     <w:qFormat/>
+    <w:rsid w:val="00A258F6"/>
   </w:style>
   <w:style w:type="paragraph" w:styleId="Heading1">
     <w:name w:val="heading 1"/>
@@ -806,6 +1306,7 @@
   <w:style w:type="character" w:default="1" w:styleId="DefaultParagraphFont">
     <w:name w:val="Default Paragraph Font"/>
     <w:uiPriority w:val="1"/>
+    <w:semiHidden/>
     <w:unhideWhenUsed/>
   </w:style>
   <w:style w:type="table" w:default="1" w:styleId="TableNormal">
@@ -1119,6 +1620,50 @@
       <w:color w:val="365F91" w:themeColor="accent1" w:themeShade="BF"/>
       <w:spacing w:val="5"/>
     </w:rPr>
+  </w:style>
+  <w:style w:type="paragraph" w:styleId="Header">
+    <w:name w:val="header"/>
+    <w:basedOn w:val="Normal"/>
+    <w:link w:val="HeaderChar"/>
+    <w:uiPriority w:val="99"/>
+    <w:unhideWhenUsed/>
+    <w:rsid w:val="00A258F6"/>
+    <w:pPr>
+      <w:tabs>
+        <w:tab w:val="center" w:pos="4680"/>
+        <w:tab w:val="right" w:pos="9360"/>
+      </w:tabs>
+      <w:spacing w:after="0" w:line="240" w:lineRule="auto"/>
+    </w:pPr>
+  </w:style>
+  <w:style w:type="character" w:customStyle="1" w:styleId="HeaderChar">
+    <w:name w:val="Header Char"/>
+    <w:basedOn w:val="DefaultParagraphFont"/>
+    <w:link w:val="Header"/>
+    <w:uiPriority w:val="99"/>
+    <w:rsid w:val="00A258F6"/>
+  </w:style>
+  <w:style w:type="paragraph" w:styleId="Footer">
+    <w:name w:val="footer"/>
+    <w:basedOn w:val="Normal"/>
+    <w:link w:val="FooterChar"/>
+    <w:uiPriority w:val="99"/>
+    <w:unhideWhenUsed/>
+    <w:rsid w:val="00A258F6"/>
+    <w:pPr>
+      <w:tabs>
+        <w:tab w:val="center" w:pos="4680"/>
+        <w:tab w:val="right" w:pos="9360"/>
+      </w:tabs>
+      <w:spacing w:after="0" w:line="240" w:lineRule="auto"/>
+    </w:pPr>
+  </w:style>
+  <w:style w:type="character" w:customStyle="1" w:styleId="FooterChar">
+    <w:name w:val="Footer Char"/>
+    <w:basedOn w:val="DefaultParagraphFont"/>
+    <w:link w:val="Footer"/>
+    <w:uiPriority w:val="99"/>
+    <w:rsid w:val="00A258F6"/>
   </w:style>
 </w:styles>
 </file>
